--- a/course_development/domains/active_inference_organizations/01_organizational_systems/08_planning/output/study-guides/08_planning-practice_quiz.docx
+++ b/course_development/domains/active_inference_organizations/01_organizational_systems/08_planning/output/study-guides/08_planning-practice_quiz.docx
@@ -4,7 +4,12 @@
   <w:body>
     <w:p>
       <w:r>
-        <w:t>Practice Quiz: Planning</w:t>
+        <w:t>Practice Quiz: Organizational Systems — Module 08: Planning</w:t>
+      </w:r>
+    </w:p>
+    <w:p>
+      <w:r>
+        <w:t>Name : _ _ _  Date : _ _ _</w:t>
       </w:r>
     </w:p>
     <w:p>
@@ -14,98 +19,113 @@
     </w:p>
     <w:p>
       <w:r>
-        <w:t>What is the primary role of Planning in Active Inference?</w:t>
+        <w:t>Strategic planning in Active Inference is best described as:</w:t>
         <w:br/>
-        <w:t>A) To maximize reward</w:t>
+        <w:t>A) Predicting the future accurately</w:t>
         <w:br/>
-        <w:t>B) To minimize variational free energy</w:t>
+        <w:t>B) Policy selection — evaluating action sequences based on expected free energy</w:t>
         <w:br/>
-        <w:t>C) To increase entropy</w:t>
+        <w:t>C) Writing a 5-year business plan</w:t>
         <w:br/>
-        <w:t>D) To eliminate the Markov Blanket</w:t>
+        <w:t>D) Budgeting for next year</w:t>
       </w:r>
     </w:p>
     <w:p>
       <w:r>
-        <w:t>In Organizations, Planning is best described as:</w:t>
+        <w:t>Temporal depth refers to:</w:t>
         <w:br/>
-        <w:t>A) A static property</w:t>
+        <w:t>A) How old the company is</w:t>
         <w:br/>
-        <w:t>B) A dynamic process</w:t>
+        <w:t>B) How far into the future the organization's generative model makes meaningful predictions</w:t>
         <w:br/>
-        <w:t>C) An external state</w:t>
+        <w:t>C) The depth of the management hierarchy</w:t>
         <w:br/>
-        <w:t>D) A random variable</w:t>
+        <w:t>D) How long meetings last</w:t>
       </w:r>
     </w:p>
     <w:p>
       <w:r>
-        <w:t>Which mathematical quantity is most central to Planning?</w:t>
+        <w:t>Shell's scenario planning approach exemplifies:</w:t>
         <w:br/>
-        <w:t>A) The Lagrangian</w:t>
+        <w:t>A) Predicting a single future with high confidence</w:t>
         <w:br/>
-        <w:t>B) The expected free energy</w:t>
+        <w:t>B) Evaluating strategies against multiple generative models (scenarios) to find robust policies</w:t>
         <w:br/>
-        <w:t>C) The surprisal</w:t>
+        <w:t>C) Ignoring uncertainty</w:t>
         <w:br/>
-        <w:t>D) The precision</w:t>
+        <w:t>D) Following industry consensus forecasts</w:t>
       </w:r>
     </w:p>
     <w:p>
       <w:r>
-        <w:t>How does Planning relate to the concept of the Generative Model?</w:t>
+        <w:t>Resilience in organizational terms means:</w:t>
         <w:br/>
-        <w:t>A) It is separate from the model</w:t>
+        <w:t>A) Never changing strategy</w:t>
         <w:br/>
-        <w:t>B) It is a component of the model</w:t>
+        <w:t>B) The capacity to absorb surprise and maintain identity/functioning under perturbation</w:t>
         <w:br/>
-        <w:t>C) It destroys the model</w:t>
+        <w:t>C) Having large cash reserves</w:t>
         <w:br/>
-        <w:t>D) It is only relevant for the environment</w:t>
+        <w:t>D) Avoiding all risk</w:t>
       </w:r>
     </w:p>
     <w:p>
       <w:r>
-        <w:t>A failure in Planning would likely result in:</w:t>
+        <w:t>The commitment-adaptability paradox arises because:</w:t>
         <w:br/>
-        <w:t>A) Perfect prediction</w:t>
+        <w:t>A) Managers can't agree</w:t>
         <w:br/>
-        <w:t>B) Generalized surprise</w:t>
+        <w:t>B) Deep commitment to particular capabilities limits the organization's ability to pivot, but adaptability without commitment prevents building deep capabilities</w:t>
         <w:br/>
-        <w:t>C) Immediate death of the agent</w:t>
+        <w:t>C) Resources are always limited</w:t>
         <w:br/>
-        <w:t>D) Zero entropy</w:t>
+        <w:t>D) Plans always fail</w:t>
       </w:r>
     </w:p>
     <w:p>
       <w:r>
-        <w:t>Which scale is most relevant for analyzing Planning in this course?</w:t>
+        <w:t>Expected free energy for organizational planning combines:</w:t>
         <w:br/>
-        <w:t>A) Quantum</w:t>
+        <w:t>A) Expected revenue and expected cost</w:t>
         <w:br/>
-        <w:t>B) Neural</w:t>
+        <w:t>B) Pragmatic value (goal achievement across scenarios) and epistemic value (uncertainty reduction)</w:t>
         <w:br/>
-        <w:t>C) Social</w:t>
+        <w:t>C) Stock price and earnings</w:t>
         <w:br/>
-        <w:t>D) All of the above</w:t>
+        <w:t>D) Past performance and future expectations</w:t>
       </w:r>
     </w:p>
     <w:p>
       <w:r>
-        <w:t>Planning connects directly to which other component?</w:t>
+        <w:t>An antifragile organization:</w:t>
         <w:br/>
-        <w:t>A) The step before it</w:t>
+        <w:t>A) Avoids all shocks</w:t>
         <w:br/>
-        <w:t>B) The step after it</w:t>
+        <w:t>B) Stays exactly the same during crises</w:t>
         <w:br/>
-        <w:t>C) Both A and B</w:t>
+        <w:t>C) Actually improves from perturbation, using shocks to strengthen its generative model</w:t>
         <w:br/>
-        <w:t>D) None of the above</w:t>
+        <w:t>D) Has the strongest physical infrastructure</w:t>
       </w:r>
     </w:p>
     <w:p>
       <w:r>
-        <w:t>Part B: Short Answer</w:t>
+        <w:t>Part B: Short Analysis</w:t>
+      </w:r>
+    </w:p>
+    <w:p>
+      <w:r>
+        <w:t>Your company operates in an industry with a 2-year product cycle, but leadership insists on a 5-year strategic plan. Justify (or challenge) this approach using the temporal depth concept. If the 5-year horizon is inappropriate, propose an alternative planning framework and explain why it better matches the industry dynamics.</w:t>
+      </w:r>
+    </w:p>
+    <w:p>
+      <w:r>
+        <w:t>Construct three scenarios for the future of your industry (continuation, disruption, transformation). For each scenario, identify the key driving forces and evaluate your organization's current strategy. Which scenario would cause the most "strategic surprise" (highest prediction error)? What trigger signals would indicate that this scenario is materializing?</w:t>
+      </w:r>
+    </w:p>
+    <w:p>
+      <w:r>
+        <w:t>Your CEO asks: "How resilient is our organization?" Design a resilience assessment covering absorptive capacity (can we withstand a shock?), adaptive capacity (can we modify our approach?), and transformative capacity (can we fundamentally reinvent ourselves?). For each, specify concrete measurement criteria and a scoring rubric.</w:t>
       </w:r>
     </w:p>
     <w:sectPr>
